--- a/sorular/GK_GMY_Deneme10_100soru.docx
+++ b/sorular/GK_GMY_Deneme10_100soru.docx
@@ -1017,7 +1017,18 @@
         <w:ind w:left="360"/>
       </w:pPr>
       <w:r>
-        <w:t xml:space="preserve">Bu parçada, aşağıda işlevi verilen noktalama işaretlerinden hangisinin kullanımına örnek bulunmamaktadır?</w:t>
+        <w:t xml:space="preserve">Bu parçada, aşağıda işlevi verilen noktalama işaretlerinden hangisinin kullanımına örnek </w:t>
+      </w:r>
+      <w:r>
+        <w:rPr>
+          <w:b/>
+          <w:bCs/>
+          <w:u w:val="single"/>
+        </w:rPr>
+        <w:t xml:space="preserve">bulunmamaktadır</w:t>
+      </w:r>
+      <w:r>
+        <w:t xml:space="preserve">?</w:t>
       </w:r>
     </w:p>
     <w:p>
@@ -4327,7 +4338,7 @@
         <w:t xml:space="preserve">40. </w:t>
       </w:r>
       <w:r>
-        <w:t xml:space="preserve">Gümrük mevzuatına göre;</w:t>
+        <w:t xml:space="preserve">4458 sayılı Gümrük Kanunu ve Gümrük Yönetmeliğine göre;</w:t>
       </w:r>
     </w:p>
     <w:p>
@@ -4719,7 +4730,7 @@
         <w:t xml:space="preserve">C) </w:t>
       </w:r>
       <w:r>
-        <w:t xml:space="preserve">Eşya, yükümlü talebi doğrultusunda ilgili kurumun uygun görüşü ile doğrudan ya da serbest bölge üzerinden üçüncü ülkeye transit edilebilir veya imha edilmek üzere terk edilebilir.</w:t>
+        <w:t xml:space="preserve">Eşya, yükümlü talebi doğrultusunda ilgili kurumca yeniden denetlenmek üzere geçici depolama yerinde bekletilir; ikinci denetim olumlu sonuçlanırsa serbest dolaşıma girişine izin verilir.</w:t>
       </w:r>
     </w:p>
     <w:p>
@@ -5147,7 +5158,7 @@
         <w:t xml:space="preserve">48. </w:t>
       </w:r>
       <w:r>
-        <w:t xml:space="preserve">Onaylanmış Kişi Statüsüne İlişkin Gümrük Genel Tebliği (Sıra No: 1)'ne göre, onaylanmış ihracatçı yetkisi için aranan A.TR koşulu hangisidir?</w:t>
+        <w:t xml:space="preserve">Onaylanmış Kişi Statüsüne İlişkin Gümrük Genel Tebliği (Sıra No: 1)'ne göre, onaylanmış ihracatçı yetkisi için aranan dolaşım belgesi koşulu hangisidir?</w:t>
       </w:r>
     </w:p>
     <w:p>
@@ -5481,7 +5492,7 @@
         <w:t xml:space="preserve">51. </w:t>
       </w:r>
       <w:r>
-        <w:t xml:space="preserve">4458 sayılı Gümrük Kanununa göre, antrepodan kayıt yoluyla serbest dolaşıma girişte vergilerin hesaplanmasına ilişkin hangisi doğrudur?</w:t>
+        <w:t xml:space="preserve">4458 sayılı Gümrük Kanununa göre, antrepodan kayıt yoluyla serbest dolaşıma girişte vergilerin hesaplanmasına ilişkin aşağıdakilerden hangisi doğrudur?</w:t>
       </w:r>
     </w:p>
     <w:p>
@@ -6598,7 +6609,7 @@
         <w:t xml:space="preserve">62. </w:t>
       </w:r>
       <w:r>
-        <w:t xml:space="preserve">Dahilde İşleme Rejimi Tebliğine göre geri ödeme sistemine ilişkin aşağıdaki ifadeler veriliyor:</w:t>
+        <w:t xml:space="preserve">Gümrük mevzuatına göre dahilde işleme rejiminin geri ödeme sistemine ilişkin aşağıdaki ifadeler veriliyor:</w:t>
       </w:r>
     </w:p>
     <w:p>
@@ -6608,7 +6619,7 @@
         <w:ind w:left="360"/>
       </w:pPr>
       <w:r>
-        <w:t xml:space="preserve">I. Avrupa Topluluğu menşeli tarım ürünleri hariç olmak üzere, ithali miktar kısıtlamalarına tabi olan eşya geri ödeme sisteminden yararlandırılmaz.</w:t>
+        <w:t xml:space="preserve">I. Geri ödeme sisteminde serbest dolaşıma giriş beyannamesi, izinde belirtilen gümrük idaresine verilir.</w:t>
       </w:r>
     </w:p>
     <w:p>
@@ -8044,7 +8055,7 @@
         <w:t xml:space="preserve">75. </w:t>
       </w:r>
       <w:r>
-        <w:t xml:space="preserve">(L) Dış Ticaret Ltd. Şti. adına Kayseri Gümrük Müdürlüğünde serbest dolaşımda olmayan eşya için ulusal transit beyanında bulunulmuş ve beyanda varış gümrük idaresi olarak Doğubayazıt Gümrük Müdürlüğü gösterilmiştir. Kayseri Gümrük Müdürlüğünce beyan kabul edilmiş, MRN oluşturulmuş, taşıt mühürlenerek sevk edilmiş ve Doğubayazıt Gümrük Müdürlüğüne "Beklenen Varış Kaydı" mesajı gönderilmiştir. Yolculuk sırasında alıcı firma, eşyanın Erzurum'daki bir antrepoya konulmasına karar vermiş; taşıt transit süresi içinde ve mühürleri sağlam olarak Erzurum Gümrük Müdürlüğüne getirilmiş, eşya MRN ile birlikte bu idareye sunulmuştur. Sistemde Erzurum Gümrük Müdürlüğüne gönderilmiş bir "Beklenen Varış Kaydı" mesajı bulunmamaktadır.</w:t>
+        <w:t xml:space="preserve">(L) Dış Ticaret Ltd. Şti. adına Kayseri Gümrük Müdürlüğünde serbest dolaşımda olmayan eşya için ulusal transit beyanında bulunulmuş ve beyanda varış gümrük idaresi olarak Doğubayazıt Gümrük Müdürlüğü gösterilmiştir. Kayseri Gümrük Müdürlüğünce beyan kabul edilmiş, taşıt mühürlenerek sevk edilmiş ve Doğubayazıt Gümrük Müdürlüğüne "Beklenen Varış Kaydı" mesajı gönderilmiştir. Yolculuk sırasında alıcı firma, eşyanın Erzurum'daki bir antrepoya konulmasına karar vermiş; taşıt transit süresi içinde ve mühürleri sağlam olarak Erzurum Gümrük Müdürlüğüne getirilmiş, eşya bu idareye sunulmuştur. Sistemde Erzurum Gümrük Müdürlüğüne gönderilmiş bir "Beklenen Varış Kaydı" mesajı bulunmamaktadır.</w:t>
       </w:r>
     </w:p>
     <w:p>
@@ -16620,7 +16631,18 @@
         <w:ind w:left="360"/>
       </w:pPr>
       <w:r>
-        <w:t xml:space="preserve">Bu parçada, aşağıda işlevi verilen noktalama işaretlerinden hangisinin kullanımına örnek bulunmamaktadır?</w:t>
+        <w:t xml:space="preserve">Bu parçada, aşağıda işlevi verilen noktalama işaretlerinden hangisinin kullanımına örnek </w:t>
+      </w:r>
+      <w:r>
+        <w:rPr>
+          <w:b/>
+          <w:bCs/>
+          <w:u w:val="single"/>
+        </w:rPr>
+        <w:t xml:space="preserve">bulunmamaktadır</w:t>
+      </w:r>
+      <w:r>
+        <w:t xml:space="preserve">?</w:t>
       </w:r>
     </w:p>
     <w:p>
@@ -23045,7 +23067,7 @@
         <w:spacing w:after="80" w:before="40"/>
       </w:pPr>
       <w:r>
-        <w:t xml:space="preserve">Gümrük mevzuatına göre;</w:t>
+        <w:t xml:space="preserve">4458 sayılı Gümrük Kanunu ve Gümrük Yönetmeliğine göre;</w:t>
       </w:r>
     </w:p>
     <w:p>
@@ -23704,7 +23726,7 @@
         <w:t xml:space="preserve">C) </w:t>
       </w:r>
       <w:r>
-        <w:t xml:space="preserve">Eşya, yükümlü talebi doğrultusunda ilgili kurumun uygun görüşü ile doğrudan ya da serbest bölge üzerinden üçüncü ülkeye transit edilebilir veya imha edilmek üzere terk edilebilir.</w:t>
+        <w:t xml:space="preserve">Eşya, yükümlü talebi doğrultusunda ilgili kurumca yeniden denetlenmek üzere geçici depolama yerinde bekletilir; ikinci denetim olumlu sonuçlanırsa serbest dolaşıma girişine izin verilir.</w:t>
       </w:r>
     </w:p>
     <w:p>
@@ -23762,7 +23784,7 @@
         <w:t xml:space="preserve">📖 Açıklama: </w:t>
       </w:r>
       <w:r>
-        <w:t xml:space="preserve">İlgili kurumlarca yapılan kontrol sonucunda eşyanın insan, hayvan, bitki ve çevre sağlığı yönünden tehlikeli ve zararlı olduğunun tespiti hâlinde eşya yükümlüsü tarafından derhal yurt dışı edilir; mevzuat hükümleri saklı kalmak üzere bu nitelikteki eşya Türkiye Gümrük Bölgesinde imha edilemez ve gümrük idarelerine terk edilemez. Mahrecine iade, transit veya terk seçenekleri ithaline izin verilmeyen eşyaya ilişkin genel hükümdür; otuz günlük süre ise ithali yasak eşyaya ilişkindir. Bu nedenle doğru cevap E seçeneğidir. (MD GY 181/4-ç, 181/4-d, 181/11)</w:t>
+        <w:t xml:space="preserve">İlgili kurumlarca yapılan kontrol sonucunda eşyanın insan, hayvan, bitki ve çevre sağlığı yönünden tehlikeli ve zararlı olduğunun tespiti hâlinde eşya yükümlüsü tarafından derhal yurt dışı edilir; mevzuat hükümleri saklı kalmak üzere bu nitelikteki eşya Türkiye Gümrük Bölgesinde imha edilemez ve gümrük idarelerine terk edilemez. Bu nitelikteki eşya için gözetim altında imha, terk veya yeniden denetim için bekletme öngörülmemiştir; otuz günlük iade süresi ise ithali yasak eşyaya ilişkindir. Bu nedenle doğru cevap E seçeneğidir. (MD GY 181/4-d, 181/11)</w:t>
       </w:r>
     </w:p>
     <w:p>
@@ -23778,7 +23800,7 @@
         <w:t xml:space="preserve">⚖️ Yasal Dayanak: </w:t>
       </w:r>
       <w:r>
-        <w:t xml:space="preserve">Gümrük Yönetmeliği m.181/4-ç, 181/4-d, 181/11</w:t>
+        <w:t xml:space="preserve">Gümrük Yönetmeliği m.181/4-d, 181/11</w:t>
       </w:r>
     </w:p>
     <w:p>
@@ -23794,7 +23816,7 @@
         <w:t xml:space="preserve">🔍 Şık Uzunluk Kontrolü: </w:t>
       </w:r>
       <w:r>
-        <w:t xml:space="preserve">A:164 B:157 C:179 D:155 E:155 karakter → Denge: UYGUN</w:t>
+        <w:t xml:space="preserve">A:164 B:157 C:186 D:155 E:155 karakter → Denge: UYGUN</w:t>
       </w:r>
     </w:p>
     <w:p>
@@ -24577,7 +24599,7 @@
         <w:spacing w:after="80" w:before="40"/>
       </w:pPr>
       <w:r>
-        <w:t xml:space="preserve">Onaylanmış Kişi Statüsüne İlişkin Gümrük Genel Tebliği (Sıra No: 1)'ne göre, onaylanmış ihracatçı yetkisi için aranan A.TR koşulu hangisidir?</w:t>
+        <w:t xml:space="preserve">Onaylanmış Kişi Statüsüne İlişkin Gümrük Genel Tebliği (Sıra No: 1)'ne göre, onaylanmış ihracatçı yetkisi için aranan dolaşım belgesi koşulu hangisidir?</w:t>
       </w:r>
     </w:p>
     <w:p>
@@ -25178,7 +25200,7 @@
         <w:spacing w:after="80" w:before="40"/>
       </w:pPr>
       <w:r>
-        <w:t xml:space="preserve">4458 sayılı Gümrük Kanununa göre, antrepodan kayıt yoluyla serbest dolaşıma girişte vergilerin hesaplanmasına ilişkin hangisi doğrudur?</w:t>
+        <w:t xml:space="preserve">4458 sayılı Gümrük Kanununa göre, antrepodan kayıt yoluyla serbest dolaşıma girişte vergilerin hesaplanmasına ilişkin aşağıdakilerden hangisi doğrudur?</w:t>
       </w:r>
     </w:p>
     <w:p>
@@ -27274,7 +27296,7 @@
         <w:spacing w:after="80" w:before="40"/>
       </w:pPr>
       <w:r>
-        <w:t xml:space="preserve">Dahilde İşleme Rejimi Tebliğine göre geri ödeme sistemine ilişkin aşağıdaki ifadeler veriliyor:</w:t>
+        <w:t xml:space="preserve">Gümrük mevzuatına göre dahilde işleme rejiminin geri ödeme sistemine ilişkin aşağıdaki ifadeler veriliyor:</w:t>
       </w:r>
     </w:p>
     <w:p>
@@ -27284,7 +27306,7 @@
         <w:ind w:left="360"/>
       </w:pPr>
       <w:r>
-        <w:t xml:space="preserve">I. Avrupa Topluluğu menşeli tarım ürünleri hariç olmak üzere, ithali miktar kısıtlamalarına tabi olan eşya geri ödeme sisteminden yararlandırılmaz.</w:t>
+        <w:t xml:space="preserve">I. Geri ödeme sisteminde serbest dolaşıma giriş beyannamesi, izinde belirtilen gümrük idaresine verilir.</w:t>
       </w:r>
     </w:p>
     <w:p>
@@ -27421,7 +27443,7 @@
         <w:t xml:space="preserve">📖 Açıklama: </w:t>
       </w:r>
       <w:r>
-        <w:t xml:space="preserve">Tebliğe göre Avrupa Topluluğuna üye ülkeler menşeli tarım ürünleri hariç olmak üzere ithali miktar kısıtlamalarına tabi eşya geri ödeme sisteminden yararlandırılmaz ve geri verme kararından itibaren üç ay içinde geri verilmeyen vergiye tecil faizi hükümleri uygulanır; I ve II doğrudur. Süresinde ihracatı gerçekleştirilemeyen eşyaya ilişkin alınan vergi iade edilmez; A.TR ile Topluluğa ihraç edilecek ürünün girdilerinde ise gümrük vergisi ve varsa toplu konut fonu tahsil edilip yalnız diğer vergiler teminata bağlanır. Bu nedenle doğru cevap A seçeneğidir. (MD DİR Tebliği 11/2, 12/1-a, 13/1, 43/4)</w:t>
+        <w:t xml:space="preserve">Gümrük Yönetmeliğine göre geri ödeme sisteminde serbest dolaşıma giriş beyannamesi izinde belirtilen gümrük idaresine verilir; Dahilde İşleme Rejimi Tebliğine göre de geri verme kararından itibaren üç ay içinde geri verilmeyen vergiye tecil faizi hükümleri uygulanır; I ve II doğrudur. Süresinde ihracatı gerçekleştirilemeyen eşyaya ilişkin alınan vergi iade edilmez; A.TR ile Topluluğa ihraç edilecek ürünün girdilerinde ise gümrük vergisi ve varsa toplu konut fonu tahsil edilip yalnız diğer vergiler teminata bağlanır. Bu nedenle doğru cevap A seçeneğidir. (MD GY 365/1; DİR Tebliği 11/2, 13/1, 43/4)</w:t>
       </w:r>
     </w:p>
     <w:p>
@@ -27437,7 +27459,7 @@
         <w:t xml:space="preserve">⚖️ Yasal Dayanak: </w:t>
       </w:r>
       <w:r>
-        <w:t xml:space="preserve">Dahilde İşleme Rejimi Tebliği (İhracat: 2006/12) m.11/2, 12/1-a, 13/1, 43/4</w:t>
+        <w:t xml:space="preserve">Gümrük Yönetmeliği m.365/1; Dahilde İşleme Rejimi Tebliği (İhracat: 2006/12) m.11/2, 13/1, 43/4</w:t>
       </w:r>
     </w:p>
     <w:p>
@@ -29877,7 +29899,7 @@
         <w:spacing w:after="80" w:before="40"/>
       </w:pPr>
       <w:r>
-        <w:t xml:space="preserve">(L) Dış Ticaret Ltd. Şti. adına Kayseri Gümrük Müdürlüğünde serbest dolaşımda olmayan eşya için ulusal transit beyanında bulunulmuş ve beyanda varış gümrük idaresi olarak Doğubayazıt Gümrük Müdürlüğü gösterilmiştir. Kayseri Gümrük Müdürlüğünce beyan kabul edilmiş, MRN oluşturulmuş, taşıt mühürlenerek sevk edilmiş ve Doğubayazıt Gümrük Müdürlüğüne "Beklenen Varış Kaydı" mesajı gönderilmiştir. Yolculuk sırasında alıcı firma, eşyanın Erzurum'daki bir antrepoya konulmasına karar vermiş; taşıt transit süresi içinde ve mühürleri sağlam olarak Erzurum Gümrük Müdürlüğüne getirilmiş, eşya MRN ile birlikte bu idareye sunulmuştur. Sistemde Erzurum Gümrük Müdürlüğüne gönderilmiş bir "Beklenen Varış Kaydı" mesajı bulunmamaktadır.</w:t>
+        <w:t xml:space="preserve">(L) Dış Ticaret Ltd. Şti. adına Kayseri Gümrük Müdürlüğünde serbest dolaşımda olmayan eşya için ulusal transit beyanında bulunulmuş ve beyanda varış gümrük idaresi olarak Doğubayazıt Gümrük Müdürlüğü gösterilmiştir. Kayseri Gümrük Müdürlüğünce beyan kabul edilmiş, taşıt mühürlenerek sevk edilmiş ve Doğubayazıt Gümrük Müdürlüğüne "Beklenen Varış Kaydı" mesajı gönderilmiştir. Yolculuk sırasında alıcı firma, eşyanın Erzurum'daki bir antrepoya konulmasına karar vermiş; taşıt transit süresi içinde ve mühürleri sağlam olarak Erzurum Gümrük Müdürlüğüne getirilmiş, eşya bu idareye sunulmuştur. Sistemde Erzurum Gümrük Müdürlüğüne gönderilmiş bir "Beklenen Varış Kaydı" mesajı bulunmamaktadır.</w:t>
       </w:r>
     </w:p>
     <w:p>
@@ -39451,7 +39473,20 @@
         <w:spacing w:after="60"/>
       </w:pPr>
       <w:r>
-        <w:t xml:space="preserve">Kalite süreci: 19 yazar (15 gümrük konu kümesi + 4 genel kültür dersi) → otomatik denetim (kanıt alıntısı kaynakta birebir, uzunluk dengesi, tip/kök kuralları) → 10 bağımsız çekişmeli doğrulayıcı → 2 tekrar denetçisi (Deneme 6–10 kendi arasında ve önceki 515 soruyla, aynı madde/fıkra taraması) → düzeltilen 140 sorunun son bağımsız doğrulaması. Düzeltmelerin tam listesi araclar/gmy-deneme6-10/DUZELTME_LISTESI.md, raporlar araclar/gmy-deneme6-10/dogrulama/ içindedir.</w:t>
+        <w:t xml:space="preserve">Kalite süreci: 19 yazar (15 gümrük konu kümesi + 4 genel kültür dersi) → otomatik denetim (kanıt alıntısı kaynakta birebir, uzunluk dengesi, tip/kök kuralları) → 10 bağımsız çekişmeli doğrulayıcı → 2 tekrar denetçisi (Deneme 6–10 kendi arasında ve önceki 515 soruyla, aynı madde/fıkra taraması) → doğrulama sonrası değişen 140 sorunun 3 bağımsız son doğrulayıcıyla yeniden kontrolü (bulunan sorunlar giderildi). 500 sorunun hiçbirinde doğrulama sonunda yanlış cevap anahtarı kalmadı. Düzeltmelerin tam listesi araclar/gmy-deneme6-10/DUZELTME_LISTESI.md, raporlar araclar/gmy-deneme6-10/dogrulama/ içindedir.</w:t>
+      </w:r>
+    </w:p>
+    <w:p>
+      <w:pPr>
+        <w:pStyle w:val="ListParagraph"/>
+        <w:numPr>
+          <w:ilvl w:val="0"/>
+          <w:numId w:val="2"/>
+        </w:numPr>
+        <w:spacing w:after="60"/>
+      </w:pPr>
+      <w:r>
+        <w:t xml:space="preserve">Plan kısıtından gerekçeli sapmalar: 40. soru — kök bandı aşıldı: son doğrulamada kök kuralı gereği mevzuat adı/hükmün konusu/"aşağıdakilerden" eklendi; 48. soru — kök bandı aşıldı: son doğrulamada kök kuralı gereği mevzuat adı/hükmün konusu/"aşağıdakilerden" eklendi; 51. soru — kök bandı aşıldı: son doğrulamada kök kuralı gereği mevzuat adı/hükmün konusu/"aşağıdakilerden" eklendi.</w:t>
       </w:r>
     </w:p>
     <w:p>
@@ -40027,7 +40062,7 @@
           <w:sz w:val="14"/>
           <w:szCs w:val="14"/>
         </w:rPr>
-        <w:t xml:space="preserve">GMY10-043 | Cezalar | Gümrük Yönetmeliği m.181/4-ç, 181/4-d, 181/11 | İlgili kurum kontrolünde sağlık yönünden tehlikeli ve zararlı bulunan eşya derhal yurt dışı edilir; Türkiye'de imha edilemez, gümrüğe terk edilemez. | T8 | OÜ | E | GMY-S10</w:t>
+        <w:t xml:space="preserve">GMY10-043 | Cezalar | Gümrük Yönetmeliği m.181/4-d, 181/11 | İlgili kurum kontrolünde sağlık yönünden tehlikeli ve zararlı bulunan eşya derhal yurt dışı edilir; Türkiye'de imha edilemez, gümrüğe terk edilemez. | T8 | OÜ | E | GMY-S10</w:t>
       </w:r>
     </w:p>
     <w:p>
@@ -40274,7 +40309,7 @@
           <w:sz w:val="14"/>
           <w:szCs w:val="14"/>
         </w:rPr>
-        <w:t xml:space="preserve">GMY10-062 | Dahilde İşleme | Dahilde İşleme Rejimi Tebliği (İhracat: 2006/12) m.11/2, 12/1-a, 13/1, 43/4 | Geri ödemeden AT menşeli tarım ürünü hariç miktar kısıtlamalı eşya yararlanamaz; geri verme kararından üç ayda ödenmeyen vergiye tecil faizi uygulanır. | T2 | OÜ | A | GMY-S10</w:t>
+        <w:t xml:space="preserve">GMY10-062 | Dahilde İşleme | Gümrük Yönetmeliği m.365/1; Dahilde İşleme Rejimi Tebliği (İhracat: 2006/12) m.11/2, 13/1, 43/4 | Geri ödemede serbest dolaşıma giriş beyannamesi izinde belirtilen gümrük idaresine verilir; geri verme kararından üç ayda ödenmeyen vergiye tecil faizi uygulanır. | T2 | OÜ | A | GMY-S10</w:t>
       </w:r>
     </w:p>
     <w:p>
